--- a/ky/wisdom-stories/mature-person.docx
+++ b/ky/wisdom-stories/mature-person.docx
@@ -39,7 +39,7 @@
           <w:sz w:val="22"/>
           <w:lang w:val="ky-KG"/>
         </w:rPr>
-        <w:t>Бир мезгил келет: эски достордун чынчылдыгын көбүрөөк баалап, куру тааныштыкка умтулбай, сабатсыз адамдардан жана сага руханий зыян келтирген мамилелерден алыс болгуң келет. Дал ошондо ички дүйнөң жетилгенин түшүнөсүң.</w:t>
+        <w:t>Бир мезгил келет: эски достордун чынчылдыгын көбүрөөк баалап, куру тааныштыкка умтулбай, наадан адамдардан жана сени ичинен чарчаткан мамилелерден алыс болосуң. Дал ошондо өзүң жетилип калганыңды түшүнөсүң.</w:t>
       </w:r>
     </w:p>
     <w:p>
@@ -63,7 +63,7 @@
           <w:sz w:val="22"/>
           <w:lang w:val="ky-KG"/>
         </w:rPr>
-        <w:t xml:space="preserve">Сабак: </w:t>
+        <w:t>Сабак: Кемелдик — сага зыян келтирген мамилелерден алыстап, ички тынчтыгыңды сактай билүү. Кимден жана эмнеден алыс болорун билүү да кемелдиктин белгиси.</w:t>
       </w:r>
       <w:r>
         <w:rPr>
@@ -72,7 +72,6 @@
           <w:sz w:val="22"/>
           <w:lang w:val="ky-KG"/>
         </w:rPr>
-        <w:t>Кемелдик — өзүңө зыян келтирген мамиледен алыстап, ак ниет адамдарды баалай билүү. Көңүлдүн тынчтыгын сактоо да акылмандык.</w:t>
       </w:r>
     </w:p>
     <w:p>
@@ -92,7 +91,7 @@
           <w:sz w:val="18"/>
           <w:lang w:val="ky-KG"/>
         </w:rPr>
-        <w:t>Окуя ачык интернет булактарынан алынды.</w:t>
+        <w:t>Аңгемелер ачык интернет булактарынан алынган, иллюстрациялар болсо ЖИ менен түзүлгөн.</w:t>
       </w:r>
     </w:p>
     <w:sectPr>

--- a/ky/wisdom-stories/mature-person.docx
+++ b/ky/wisdom-stories/mature-person.docx
@@ -3,97 +3,38 @@
 <w:document xmlns:wpc="http://schemas.microsoft.com/office/word/2010/wordprocessingCanvas" xmlns:cx="http://schemas.microsoft.com/office/drawing/2014/chartex" xmlns:cx1="http://schemas.microsoft.com/office/drawing/2015/9/8/chartex" xmlns:cx2="http://schemas.microsoft.com/office/drawing/2015/10/21/chartex" xmlns:cx3="http://schemas.microsoft.com/office/drawing/2016/5/9/chartex" xmlns:cx4="http://schemas.microsoft.com/office/drawing/2016/5/10/chartex" xmlns:cx5="http://schemas.microsoft.com/office/drawing/2016/5/11/chartex" xmlns:cx6="http://schemas.microsoft.com/office/drawing/2016/5/12/chartex" xmlns:cx7="http://schemas.microsoft.com/office/drawing/2016/5/13/chartex" xmlns:cx8="http://schemas.microsoft.com/office/drawing/2016/5/14/chartex" xmlns:mc="http://schemas.openxmlformats.org/markup-compatibility/2006" xmlns:aink="http://schemas.microsoft.com/office/drawing/2016/ink" xmlns:am3d="http://schemas.microsoft.com/office/drawing/2017/model3d" xmlns:o="urn:schemas-microsoft-com:office:office" xmlns:oel="http://schemas.microsoft.com/office/2019/extlst" xmlns:r="http://schemas.openxmlformats.org/officeDocument/2006/relationships" xmlns:m="http://schemas.openxmlformats.org/officeDocument/2006/math" xmlns:v="urn:schemas-microsoft-com:vml" xmlns:wp14="http://schemas.microsoft.com/office/word/2010/wordprocessingDrawing" xmlns:wp="http://schemas.openxmlformats.org/drawingml/2006/wordprocessingDrawing" xmlns:w10="urn:schemas-microsoft-com:office:word" xmlns:w="http://schemas.openxmlformats.org/wordprocessingml/2006/main" xmlns:w14="http://schemas.microsoft.com/office/word/2010/wordml" xmlns:w15="http://schemas.microsoft.com/office/word/2012/wordml" xmlns:w16cex="http://schemas.microsoft.com/office/word/2018/wordml/cex" xmlns:w16cid="http://schemas.microsoft.com/office/word/2016/wordml/cid" xmlns:w16="http://schemas.microsoft.com/office/word/2018/wordml" xmlns:w16du="http://schemas.microsoft.com/office/word/2023/wordml/word16du" xmlns:w16sdtdh="http://schemas.microsoft.com/office/word/2020/wordml/sdtdatahash" xmlns:w16sdtfl="http://schemas.microsoft.com/office/word/2024/wordml/sdtformatlock" xmlns:w16se="http://schemas.microsoft.com/office/word/2015/wordml/symex" xmlns:wpg="http://schemas.microsoft.com/office/word/2010/wordprocessingGroup" xmlns:wpi="http://schemas.microsoft.com/office/word/2010/wordprocessingInk" xmlns:wne="http://schemas.microsoft.com/office/word/2006/wordml" xmlns:wps="http://schemas.microsoft.com/office/word/2010/wordprocessingShape" mc:Ignorable="w14 w15 w16se w16cid w16 w16cex w16sdtdh w16sdtfl w16du wp14">
   <w:body>
     <w:p>
-      <w:pPr>
-        <w:pStyle w:val="Title"/>
-        <w:keepNext/>
-        <w:keepLines w:val="0"/>
-        <w:pageBreakBefore w:val="0"/>
-        <w:widowControl/>
-        <w:spacing w:line="269" w:lineRule="auto" w:after="180" w:before="0"/>
-      </w:pPr>
-      <w:bookmarkStart w:id="10125" w:name="Story_126"/>
       <w:r>
         <w:rPr>
-          <w:rFonts w:ascii="Arial" w:hAnsi="Arial"/>
           <w:b/>
-          <w:color w:val="000000"/>
-          <w:sz w:val="34"/>
-          <w:lang w:val="ky-KG"/>
+          <w:bCs/>
         </w:rPr>
         <w:t>Жетилген адам</w:t>
       </w:r>
-      <w:bookmarkEnd w:id="10125"/>
     </w:p>
     <w:p>
-      <w:pPr>
-        <w:keepNext/>
-        <w:keepLines w:val="0"/>
-        <w:pageBreakBefore w:val="0"/>
-        <w:widowControl/>
-        <w:spacing w:line="269" w:lineRule="auto" w:after="120" w:before="0"/>
-      </w:pPr>
       <w:r>
-        <w:rPr>
-          <w:rFonts w:ascii="Arial" w:hAnsi="Arial"/>
-          <w:color w:val="000000"/>
-          <w:sz w:val="22"/>
-          <w:lang w:val="ky-KG"/>
-        </w:rPr>
-        <w:t>Бир мезгил келет: эски достордун чынчылдыгын көбүрөөк баалап, куру тааныштыкка умтулбай, наадан адамдардан жана сени ичинен чарчаткан мамилелерден алыс болосуң. Дал ошондо өзүң жетилип калганыңды түшүнөсүң.</w:t>
+        <w:t>Бир убак келет: эски досторуңдун чын ыкласын мурдагыдан да терең баалай баштайсың. Айланаңда адам көп болсун деп эле жаңы тааныштарды издебейсиң. Түшүнгүсү келбегендер менен талашпай, жан дүйнөңдү чарчаткан мамилелерден алыстайсың. Ошондо өзүңдүн жетилип баратканыңды түшүнөсүң.</w:t>
       </w:r>
     </w:p>
     <w:p>
-      <w:pPr>
-        <w:pStyle w:val="Moral"/>
-        <w:keepNext/>
-        <w:keepLines/>
-        <w:pageBreakBefore w:val="0"/>
-        <w:widowControl/>
-        <w:spacing w:before="120" w:after="120" w:line="269" w:lineRule="auto"/>
-        <w:ind w:left="240" w:right="240"/>
-        <w:rPr>
-          <w:lang w:val="ru-RU"/>
-        </w:rPr>
-      </w:pPr>
       <w:r>
         <w:rPr>
-          <w:rFonts w:ascii="Arial" w:hAnsi="Arial"/>
           <w:b/>
-          <w:color w:val="000000"/>
-          <w:sz w:val="22"/>
-          <w:lang w:val="ky-KG"/>
+          <w:bCs/>
         </w:rPr>
-        <w:t>Сабак: Кемелдик — сага зыян келтирген мамилелерден алыстап, ички тынчтыгыңды сактай билүү. Кимден жана эмнеден алыс болорун билүү да кемелдиктин белгиси.</w:t>
-      </w:r>
-      <w:r>
-        <w:rPr>
-          <w:rFonts w:ascii="Arial" w:hAnsi="Arial"/>
-          <w:color w:val="000000"/>
-          <w:sz w:val="22"/>
-          <w:lang w:val="ky-KG"/>
-        </w:rPr>
+        <w:t>Сабак: Жетилгендик — чын ыкластуу мамилелерди баалоо, жеке чектериңди сактоо жана жан дүйнөңдүн тынчтыгына кам көрүү. Кимге жакын болууну билүү да, кимден жана эмнеден алыстоону түшүнүү да — акылмандык.</w:t>
       </w:r>
     </w:p>
     <w:p>
-      <w:pPr>
-        <w:keepNext w:val="0"/>
-        <w:keepLines w:val="0"/>
-        <w:pageBreakBefore w:val="0"/>
-        <w:widowControl/>
-        <w:spacing w:before="0" w:after="160" w:line="269" w:lineRule="auto"/>
-        <w:jc w:val="right"/>
-      </w:pPr>
       <w:r>
         <w:rPr>
-          <w:rFonts w:ascii="Arial" w:eastAsia="Arial" w:hAnsi="Arial" w:cs="Arial"/>
           <w:i/>
-          <w:color w:val="000000"/>
-          <w:sz w:val="18"/>
-          <w:lang w:val="ky-KG"/>
+          <w:iCs/>
         </w:rPr>
-        <w:t>Аңгемелер ачык интернет булактарынан алынган, иллюстрациялар болсо ЖИ менен түзүлгөн.</w:t>
+        <w:t>Аңгемелер интернеттен чогултулуп, жасалма интеллекттин жардамы менен иштелип чыккан. Бардык сүрөттөр жасалма интеллект аркылуу түзүлгөн.</w:t>
       </w:r>
     </w:p>
+    <w:p/>
     <w:sectPr>
       <w:headerReference w:type="even" r:id="rId7"/>
       <w:headerReference w:type="default" r:id="rId8"/>
@@ -924,7 +865,6 @@
     </w:pPr>
     <w:rPr>
       <w:rFonts w:asciiTheme="majorHAnsi" w:eastAsiaTheme="majorEastAsia" w:hAnsiTheme="majorHAnsi" w:cstheme="majorBidi"/>
-      <w:color w:val="000000"/>
       <w:sz w:val="40"/>
       <w:szCs w:val="40"/>
     </w:rPr>
@@ -946,7 +886,6 @@
     </w:pPr>
     <w:rPr>
       <w:rFonts w:asciiTheme="majorHAnsi" w:eastAsiaTheme="majorEastAsia" w:hAnsiTheme="majorHAnsi" w:cstheme="majorBidi"/>
-      <w:color w:val="000000"/>
       <w:sz w:val="32"/>
       <w:szCs w:val="32"/>
     </w:rPr>
@@ -969,7 +908,6 @@
     </w:pPr>
     <w:rPr>
       <w:rFonts w:eastAsiaTheme="majorEastAsia" w:cstheme="majorBidi"/>
-      <w:color w:val="000000"/>
       <w:sz w:val="28"/>
       <w:szCs w:val="28"/>
     </w:rPr>
@@ -994,7 +932,6 @@
       <w:rFonts w:eastAsiaTheme="majorEastAsia" w:cstheme="majorBidi"/>
       <w:i/>
       <w:iCs/>
-      <w:color w:val="000000"/>
     </w:rPr>
   </w:style>
   <w:style w:type="paragraph" w:styleId="Heading5">
@@ -1015,7 +952,6 @@
     </w:pPr>
     <w:rPr>
       <w:rFonts w:eastAsiaTheme="majorEastAsia" w:cstheme="majorBidi"/>
-      <w:color w:val="000000"/>
     </w:rPr>
   </w:style>
   <w:style w:type="paragraph" w:styleId="Heading6">
@@ -1038,7 +974,6 @@
       <w:rFonts w:eastAsiaTheme="majorEastAsia" w:cstheme="majorBidi"/>
       <w:i/>
       <w:iCs/>
-      <w:color w:val="000000"/>
     </w:rPr>
   </w:style>
   <w:style w:type="paragraph" w:styleId="Heading7">
@@ -1059,7 +994,6 @@
     </w:pPr>
     <w:rPr>
       <w:rFonts w:eastAsiaTheme="majorEastAsia" w:cstheme="majorBidi"/>
-      <w:color w:val="000000"/>
     </w:rPr>
   </w:style>
   <w:style w:type="paragraph" w:styleId="Heading8">
@@ -1082,7 +1016,6 @@
       <w:rFonts w:eastAsiaTheme="majorEastAsia" w:cstheme="majorBidi"/>
       <w:i/>
       <w:iCs/>
-      <w:color w:val="000000"/>
     </w:rPr>
   </w:style>
   <w:style w:type="paragraph" w:styleId="Heading9">
@@ -1103,13 +1036,11 @@
     </w:pPr>
     <w:rPr>
       <w:rFonts w:eastAsiaTheme="majorEastAsia" w:cstheme="majorBidi"/>
-      <w:color w:val="000000"/>
     </w:rPr>
   </w:style>
   <w:style w:type="character" w:default="1" w:styleId="DefaultParagraphFont">
     <w:name w:val="Default Paragraph Font"/>
     <w:uiPriority w:val="1"/>
-    <w:semiHidden/>
     <w:unhideWhenUsed/>
   </w:style>
   <w:style w:type="table" w:default="1" w:styleId="TableNormal">
@@ -1265,7 +1196,6 @@
     </w:pPr>
     <w:rPr>
       <w:rFonts w:asciiTheme="majorHAnsi" w:eastAsiaTheme="majorEastAsia" w:hAnsiTheme="majorHAnsi" w:cstheme="majorBidi"/>
-      <w:color w:val="000000"/>
       <w:spacing w:val="-10"/>
       <w:kern w:val="28"/>
       <w:sz w:val="56"/>
@@ -1301,7 +1231,6 @@
     </w:pPr>
     <w:rPr>
       <w:rFonts w:eastAsiaTheme="majorEastAsia" w:cstheme="majorBidi"/>
-      <w:color w:val="000000"/>
       <w:spacing w:val="15"/>
       <w:sz w:val="28"/>
       <w:szCs w:val="28"/>
@@ -1336,7 +1265,6 @@
     <w:rPr>
       <w:i/>
       <w:iCs/>
-      <w:color w:val="000000"/>
     </w:rPr>
   </w:style>
   <w:style w:type="character" w:customStyle="1" w:styleId="QuoteChar">
@@ -1361,9 +1289,6 @@
       <w:ind w:left="720"/>
       <w:contextualSpacing/>
     </w:pPr>
-    <w:rPr>
-      <w:color w:val="000000"/>
-    </w:rPr>
   </w:style>
   <w:style w:type="character" w:styleId="IntenseEmphasis">
     <w:name w:val="Intense Emphasis"/>
@@ -1393,7 +1318,6 @@
     <w:rPr>
       <w:i/>
       <w:iCs/>
-      <w:color w:val="000000"/>
     </w:rPr>
   </w:style>
   <w:style w:type="character" w:customStyle="1" w:styleId="IntenseQuoteChar">
@@ -1433,9 +1357,6 @@
     <w:pPr>
       <w:spacing w:after="100"/>
     </w:pPr>
-    <w:rPr>
-      <w:color w:val="000000"/>
-    </w:rPr>
   </w:style>
   <w:style w:type="paragraph" w:customStyle="1" w:styleId="Moral">
     <w:name w:val="Moral"/>
@@ -1447,7 +1368,6 @@
     <w:rPr>
       <w:rFonts w:ascii="Arial" w:eastAsia="Arial" w:hAnsi="Arial"/>
       <w:i/>
-      <w:color w:val="000000"/>
       <w:kern w:val="0"/>
       <w:sz w:val="22"/>
       <w:szCs w:val="22"/>
@@ -1469,9 +1389,6 @@
       </w:tabs>
       <w:spacing w:after="0" w:line="240" w:lineRule="auto"/>
     </w:pPr>
-    <w:rPr>
-      <w:color w:val="000000"/>
-    </w:rPr>
   </w:style>
   <w:style w:type="character" w:customStyle="1" w:styleId="HeaderChar">
     <w:name w:val="Header Char"/>
@@ -1494,9 +1411,6 @@
       </w:tabs>
       <w:spacing w:after="0" w:line="240" w:lineRule="auto"/>
     </w:pPr>
-    <w:rPr>
-      <w:color w:val="000000"/>
-    </w:rPr>
   </w:style>
   <w:style w:type="character" w:customStyle="1" w:styleId="FooterChar">
     <w:name w:val="Footer Char"/>
@@ -1519,7 +1433,6 @@
     </w:pPr>
     <w:rPr>
       <w:rFonts w:eastAsiaTheme="minorEastAsia"/>
-      <w:color w:val="000000"/>
     </w:rPr>
   </w:style>
   <w:style w:type="paragraph" w:styleId="TOC3">
@@ -1536,7 +1449,6 @@
     </w:pPr>
     <w:rPr>
       <w:rFonts w:eastAsiaTheme="minorEastAsia"/>
-      <w:color w:val="000000"/>
     </w:rPr>
   </w:style>
   <w:style w:type="paragraph" w:styleId="TOC4">
@@ -1553,7 +1465,6 @@
     </w:pPr>
     <w:rPr>
       <w:rFonts w:eastAsiaTheme="minorEastAsia"/>
-      <w:color w:val="000000"/>
     </w:rPr>
   </w:style>
   <w:style w:type="paragraph" w:styleId="TOC5">
@@ -1570,7 +1481,6 @@
     </w:pPr>
     <w:rPr>
       <w:rFonts w:eastAsiaTheme="minorEastAsia"/>
-      <w:color w:val="000000"/>
     </w:rPr>
   </w:style>
   <w:style w:type="paragraph" w:styleId="TOC6">
@@ -1587,7 +1497,6 @@
     </w:pPr>
     <w:rPr>
       <w:rFonts w:eastAsiaTheme="minorEastAsia"/>
-      <w:color w:val="000000"/>
     </w:rPr>
   </w:style>
   <w:style w:type="paragraph" w:styleId="TOC7">
@@ -1604,7 +1513,6 @@
     </w:pPr>
     <w:rPr>
       <w:rFonts w:eastAsiaTheme="minorEastAsia"/>
-      <w:color w:val="000000"/>
     </w:rPr>
   </w:style>
   <w:style w:type="paragraph" w:styleId="TOC8">
@@ -1621,7 +1529,6 @@
     </w:pPr>
     <w:rPr>
       <w:rFonts w:eastAsiaTheme="minorEastAsia"/>
-      <w:color w:val="000000"/>
     </w:rPr>
   </w:style>
   <w:style w:type="paragraph" w:styleId="TOC9">
@@ -1638,7 +1545,6 @@
     </w:pPr>
     <w:rPr>
       <w:rFonts w:eastAsiaTheme="minorEastAsia"/>
-      <w:color w:val="000000"/>
     </w:rPr>
   </w:style>
   <w:style w:type="paragraph" w:styleId="TOCHeading">
@@ -1654,7 +1560,6 @@
       <w:outlineLvl w:val="9"/>
     </w:pPr>
     <w:rPr>
-      <w:color w:val="000000"/>
       <w:kern w:val="0"/>
       <w:sz w:val="32"/>
       <w:szCs w:val="32"/>
